--- a/paper/WRRA_M_0_2_EN.docx
+++ b/paper/WRRA_M_0_2_EN.docx
@@ -219,7 +219,7 @@
                 <w:rFonts w:ascii="Aptos" w:hAnsi="Aptos" w:eastAsia="Aptos"/>
                 <w:sz w:val="20"/>
               </w:rPr>
-              <w:t>WRRA-M 0.2</w:t>
+              <w:t>WRRA-M 0.2-r1</w:t>
             </w:r>
           </w:p>
         </w:tc>
@@ -263,7 +263,7 @@
                 <w:rFonts w:ascii="Aptos" w:hAnsi="Aptos" w:eastAsia="Aptos"/>
                 <w:sz w:val="20"/>
               </w:rPr>
-              <w:t>30 September 2026</w:t>
+              <w:t>1 October 2026</w:t>
             </w:r>
           </w:p>
         </w:tc>
@@ -937,7 +937,7 @@
           <w:rFonts w:ascii="Aptos" w:hAnsi="Aptos" w:eastAsia="Aptos"/>
           <w:i w:val="0"/>
         </w:rPr>
-        <w:t>Each seven branches under the common color subgroup in the same way. The full input therefore contains two triplets, two antitriplets, and four singlets, for a total of sixteen complex left-handed Weyl channels.</w:t>
+        <w:t>Compact G2 has a real seven-dimensional fundamental representation. Here each seven denotes its complexification, whose SU(3) restriction is 3 plus anti-3 plus 1. The full input has two triplets, two antitriplets, and four singlets, totaling sixteen complex color components. Reading these as sixteen independent complex left-handed Weyl channels is an additional physical assumption: the triplet and antitriplet fields are not identified by the original real-representation conjugation. The color count alone does not determine chirality [5].</w:t>
       </w:r>
     </w:p>
     <w:p>
@@ -1557,7 +1557,7 @@
     <w:p>
       <w:pPr>
         <w:pStyle w:val="Heading1"/>
-        <w:pageBreakBefore/>
+        <w:pageBreakBefore w:val="0"/>
       </w:pPr>
       <w:r>
         <w:t>The cross-dimensional filter</w:t>
@@ -2098,7 +2098,7 @@
           <w:rFonts w:ascii="Aptos" w:hAnsi="Aptos" w:eastAsia="Aptos"/>
           <w:i w:val="0"/>
         </w:rPr>
-        <w:t>Assume that DF-cross exists, preserves the common SU(3) action, and produces the two blocks above. Assume also that 1-N is neutral and 1-zero has unit hypercharge. Then the sixteen input channels carry exactly one left-handed Standard Model generation including the conjugate right-handed neutrino, with the standard hypercharges and electric charges. The listed gauge and mixed anomalies vanish.</w:t>
+        <w:t>Assume the independent complex left-handed Weyl-channel assignment above. Assume that DF-cross exists, preserves the common SU(3) action, and produces the two blocks above. Assume also that 1-N is neutral and 1-zero has unit hypercharge. Then the sixteen input channels carry exactly one left-handed Standard Model generation including the conjugate right-handed neutrino, with the standard hypercharges and electric charges. The listed gauge and mixed anomalies vanish.</w:t>
       </w:r>
     </w:p>
     <w:p>
@@ -2124,7 +2124,7 @@
     <w:p>
       <w:pPr>
         <w:pStyle w:val="Heading1"/>
-        <w:pageBreakBefore/>
+        <w:pageBreakBefore w:val="0"/>
       </w:pPr>
       <w:r>
         <w:t>Hypercharge from two normalization conditions</w:t>
@@ -3560,7 +3560,7 @@
           <w:rFonts w:ascii="Aptos" w:hAnsi="Aptos" w:eastAsia="Aptos"/>
           <w:i w:val="0"/>
         </w:rPr>
-        <w:t>All sums below are over left-handed Weyl fields. The arithmetic was evaluated with exact rational numbers in the document build, not floating-point approximations.</w:t>
+        <w:t>All sums below are over the declared left-handed Weyl fields. The standalone script calculations/verify_wrra_m_0_2.py solves the two normalization conditions, applies the single charge operator to all sixteen channels, and checks electric charges, the listed local anomaly sums, and both SU(2) doublet parities with exact rational arithmetic.</w:t>
       </w:r>
     </w:p>
     <w:p>
@@ -5052,13 +5052,13 @@
           <w:rFonts w:ascii="Aptos" w:hAnsi="Aptos" w:eastAsia="Aptos"/>
           <w:i w:val="0"/>
         </w:rPr>
-        <w:t>The architecture has not yet produced DF-cross from Source and Law. This note defines its required action and proves the consequences of that action. The existence, uniqueness, stability, and physical selection of the filter remain open. That is the single boundary at which 0.2 stops.</w:t>
+        <w:t>The independent complex Weyl-channel and chirality assignments are declared physical inputs. Given those inputs, the remaining filter question is why Source and Law realize DF-cross. This note defines its required action and proves its algebraic consequences; existence, uniqueness, stability, and physical selection of the filter remain open.</w:t>
       </w:r>
     </w:p>
     <w:p>
       <w:pPr>
         <w:pStyle w:val="Heading1"/>
-        <w:pageBreakBefore/>
+        <w:pageBreakBefore w:val="0"/>
       </w:pPr>
       <w:r>
         <w:t>Conclusion</w:t>
@@ -5079,7 +5079,7 @@
     <w:p>
       <w:pPr>
         <w:pStyle w:val="Heading1"/>
-        <w:pageBreakBefore/>
+        <w:pageBreakBefore w:val="0"/>
       </w:pPr>
       <w:r>
         <w:t>Appendix A Compact derivation</w:t>
@@ -5896,7 +5896,8 @@
     </w:p>
     <w:p>
       <w:pPr>
-        <w:spacing w:after="20"/>
+        <w:keepNext/>
+        <w:spacing w:after="80" w:line="240" w:lineRule="auto"/>
         <w:ind w:left="259" w:hanging="259"/>
       </w:pPr>
       <w:r>
@@ -5917,21 +5918,23 @@
     </w:p>
     <w:p>
       <w:pPr>
-        <w:spacing w:after="100"/>
+        <w:keepNext/>
+        <w:spacing w:after="80" w:line="240" w:lineRule="auto"/>
         <w:ind w:left="259"/>
       </w:pPr>
       <w:r>
         <w:rPr>
           <w:rFonts w:ascii="Aptos" w:hAnsi="Aptos" w:eastAsia="Aptos"/>
           <w:color w:val="245A83"/>
-          <w:sz w:val="16"/>
+          <w:sz w:val="18"/>
         </w:rPr>
         <w:t xml:space="preserve">  https://doi.org/10.1103/PhysRevD.10.275</w:t>
       </w:r>
     </w:p>
     <w:p>
       <w:pPr>
-        <w:spacing w:after="20"/>
+        <w:keepNext/>
+        <w:spacing w:after="80" w:line="240" w:lineRule="auto"/>
         <w:ind w:left="259" w:hanging="259"/>
       </w:pPr>
       <w:r>
@@ -5952,21 +5955,23 @@
     </w:p>
     <w:p>
       <w:pPr>
-        <w:spacing w:after="100"/>
+        <w:keepNext/>
+        <w:spacing w:after="80" w:line="240" w:lineRule="auto"/>
         <w:ind w:left="259"/>
       </w:pPr>
       <w:r>
         <w:rPr>
           <w:rFonts w:ascii="Aptos" w:hAnsi="Aptos" w:eastAsia="Aptos"/>
           <w:color w:val="245A83"/>
-          <w:sz w:val="16"/>
+          <w:sz w:val="18"/>
         </w:rPr>
         <w:t xml:space="preserve">  https://doi.org/10.1016/0003-4916(75)90211-0</w:t>
       </w:r>
     </w:p>
     <w:p>
       <w:pPr>
-        <w:spacing w:after="20"/>
+        <w:keepNext/>
+        <w:spacing w:after="80" w:line="240" w:lineRule="auto"/>
         <w:ind w:left="259" w:hanging="259"/>
       </w:pPr>
       <w:r>
@@ -5987,21 +5992,23 @@
     </w:p>
     <w:p>
       <w:pPr>
-        <w:spacing w:after="100"/>
+        <w:keepNext/>
+        <w:spacing w:after="80" w:line="240" w:lineRule="auto"/>
         <w:ind w:left="259"/>
       </w:pPr>
       <w:r>
         <w:rPr>
           <w:rFonts w:ascii="Aptos" w:hAnsi="Aptos" w:eastAsia="Aptos"/>
           <w:color w:val="245A83"/>
-          <w:sz w:val="16"/>
+          <w:sz w:val="18"/>
         </w:rPr>
         <w:t xml:space="preserve">  https://doi.org/10.1038/s41598-021-01814-1</w:t>
       </w:r>
     </w:p>
     <w:p>
       <w:pPr>
-        <w:spacing w:after="20"/>
+        <w:keepNext/>
+        <w:spacing w:after="80" w:line="240" w:lineRule="auto"/>
         <w:ind w:left="259" w:hanging="259"/>
       </w:pPr>
       <w:r>
@@ -6022,16 +6029,29 @@
     </w:p>
     <w:p>
       <w:pPr>
-        <w:spacing w:after="100"/>
+        <w:keepNext/>
+        <w:spacing w:after="80" w:line="240" w:lineRule="auto"/>
         <w:ind w:left="259"/>
       </w:pPr>
       <w:r>
         <w:rPr>
           <w:rFonts w:ascii="Aptos" w:hAnsi="Aptos" w:eastAsia="Aptos"/>
           <w:color w:val="245A83"/>
-          <w:sz w:val="16"/>
+          <w:sz w:val="18"/>
         </w:rPr>
         <w:t xml:space="preserve">  https://doi.org/10.1016/0370-2693(82)90728-6</w:t>
+      </w:r>
+    </w:p>
+    <w:p>
+      <w:pPr>
+        <w:keepNext w:val="0"/>
+        <w:spacing w:line="240" w:lineRule="auto" w:after="80"/>
+      </w:pPr>
+      <w:r>
+        <w:rPr>
+          <w:sz w:val="18"/>
+        </w:rPr>
+        <w:t>[5] John C. Baez. The Octonions. Bulletin of the American Mathematical Society 39 (2002), 145-205. Section 4.1. https://arxiv.org/abs/math/0105155</w:t>
       </w:r>
     </w:p>
     <w:sectPr>
